--- a/fixtures/docx/cmt-tracked.docx
+++ b/fixtures/docx/cmt-tracked.docx
@@ -10,7 +10,7 @@
       <w:r>
         <w:t>tracked</w:t>
       </w:r>
-      <w:ins w:id="1" w:author="Author A" w:date="2026-10-11T15:20:00Z" w16du:dateUtc="2026-10-11T14:20:00Z">
+      <w:ins w:id="1" w:author="Author A" w:date="2026-10-11T18:22:00Z" w16du:dateUtc="2026-10-11T17:22:00Z">
         <w:r>
           <w:t xml:space="preserve"> new</w:t>
         </w:r>
@@ -33,7 +33,7 @@
       <w:r>
         <w:t xml:space="preserve">Second </w:t>
       </w:r>
-      <w:del w:id="3" w:author="Author A" w:date="2026-10-11T15:20:00Z" w16du:dateUtc="2026-10-11T14:20:00Z">
+      <w:del w:id="3" w:author="Author A" w:date="2026-10-11T18:22:00Z" w16du:dateUtc="2026-10-11T17:22:00Z">
         <w:r>
           <w:delText xml:space="preserve">paragraph </w:delText>
         </w:r>
@@ -63,7 +63,7 @@
 
 <file path=word/comments.xml><?xml version="1.0" encoding="utf-8"?>
 <w:comments xmlns:wpc="http://schemas.microsoft.com/office/word/2010/wordprocessingCanvas" xmlns:cx="http://schemas.microsoft.com/office/drawing/2014/chartex" xmlns:cx1="http://schemas.microsoft.com/office/drawing/2015/9/8/chartex" xmlns:cx2="http://schemas.microsoft.com/office/drawing/2015/10/21/chartex" xmlns:cx3="http://schemas.microsoft.com/office/drawing/2016/5/9/chartex" xmlns:cx4="http://schemas.microsoft.com/office/drawing/2016/5/10/chartex" xmlns:cx5="http://schemas.microsoft.com/office/drawing/2016/5/11/chartex" xmlns:cx6="http://schemas.microsoft.com/office/drawing/2016/5/12/chartex" xmlns:cx7="http://schemas.microsoft.com/office/drawing/2016/5/13/chartex" xmlns:cx8="http://schemas.microsoft.com/office/drawing/2016/5/14/chartex" xmlns:mc="http://schemas.openxmlformats.org/markup-compatibility/2006" xmlns:aink="http://schemas.microsoft.com/office/drawing/2016/ink" xmlns:am3d="http://schemas.microsoft.com/office/drawing/2017/model3d" xmlns:o="urn:schemas-microsoft-com:office:office" xmlns:oel="http://schemas.microsoft.com/office/2019/extlst" xmlns:r="http://schemas.openxmlformats.org/officeDocument/2006/relationships" xmlns:m="http://schemas.openxmlformats.org/officeDocument/2006/math" xmlns:v="urn:schemas-microsoft-com:vml" xmlns:wp14="http://schemas.microsoft.com/office/word/2010/wordprocessingDrawing" xmlns:wp="http://schemas.openxmlformats.org/drawingml/2006/wordprocessingDrawing" xmlns:w10="urn:schemas-microsoft-com:office:word" xmlns:w="http://schemas.openxmlformats.org/wordprocessingml/2006/main" xmlns:w14="http://schemas.microsoft.com/office/word/2010/wordml" xmlns:w15="http://schemas.microsoft.com/office/word/2012/wordml" xmlns:w16cex="http://schemas.microsoft.com/office/word/2018/wordml/cex" xmlns:w16cid="http://schemas.microsoft.com/office/word/2016/wordml/cid" xmlns:w16="http://schemas.microsoft.com/office/word/2018/wordml" xmlns:w16du="http://schemas.microsoft.com/office/word/2023/wordml/word16du" xmlns:w16sdtdh="http://schemas.microsoft.com/office/word/2020/wordml/sdtdatahash" xmlns:w16sdtfl="http://schemas.microsoft.com/office/word/2024/wordml/sdtformatlock" xmlns:w16se="http://schemas.microsoft.com/office/word/2015/wordml/symex" xmlns:wpg="http://schemas.microsoft.com/office/word/2010/wordprocessingGroup" xmlns:wpi="http://schemas.microsoft.com/office/word/2010/wordprocessingInk" xmlns:wne="http://schemas.microsoft.com/office/word/2006/wordml" xmlns:wps="http://schemas.microsoft.com/office/word/2010/wordprocessingShape" mc:Ignorable="w14 w15 w16se w16cid w16 w16cex w16sdtdh w16sdtfl w16du wp14">
-  <w:comment w:id="0" w:author="Author A" w:date="2026-10-11T15:20:00Z" w:initials="AA">
+  <w:comment w:id="0" w:author="Author A" w:date="2026-10-11T18:22:00Z" w:initials="AA">
     <w:p>
       <w:pPr>
         <w:pStyle w:val="CommentText"/>
@@ -79,7 +79,7 @@
       </w:r>
     </w:p>
   </w:comment>
-  <w:comment w:id="2" w:author="Author A" w:date="2026-10-11T15:20:00Z" w:initials="AA">
+  <w:comment w:id="2" w:author="Author A" w:date="2026-10-11T18:22:00Z" w:initials="AA">
     <w:p>
       <w:pPr>
         <w:pStyle w:val="CommentText"/>
@@ -100,22 +100,22 @@
 
 <file path=word/commentsExtended.xml><?xml version="1.0" encoding="utf-8"?>
 <w15:commentsEx xmlns:wpc="http://schemas.microsoft.com/office/word/2010/wordprocessingCanvas" xmlns:cx="http://schemas.microsoft.com/office/drawing/2014/chartex" xmlns:cx1="http://schemas.microsoft.com/office/drawing/2015/9/8/chartex" xmlns:cx2="http://schemas.microsoft.com/office/drawing/2015/10/21/chartex" xmlns:cx3="http://schemas.microsoft.com/office/drawing/2016/5/9/chartex" xmlns:cx4="http://schemas.microsoft.com/office/drawing/2016/5/10/chartex" xmlns:cx5="http://schemas.microsoft.com/office/drawing/2016/5/11/chartex" xmlns:cx6="http://schemas.microsoft.com/office/drawing/2016/5/12/chartex" xmlns:cx7="http://schemas.microsoft.com/office/drawing/2016/5/13/chartex" xmlns:cx8="http://schemas.microsoft.com/office/drawing/2016/5/14/chartex" xmlns:mc="http://schemas.openxmlformats.org/markup-compatibility/2006" xmlns:aink="http://schemas.microsoft.com/office/drawing/2016/ink" xmlns:am3d="http://schemas.microsoft.com/office/drawing/2017/model3d" xmlns:o="urn:schemas-microsoft-com:office:office" xmlns:oel="http://schemas.microsoft.com/office/2019/extlst" xmlns:r="http://schemas.openxmlformats.org/officeDocument/2006/relationships" xmlns:m="http://schemas.openxmlformats.org/officeDocument/2006/math" xmlns:v="urn:schemas-microsoft-com:vml" xmlns:wp14="http://schemas.microsoft.com/office/word/2010/wordprocessingDrawing" xmlns:wp="http://schemas.openxmlformats.org/drawingml/2006/wordprocessingDrawing" xmlns:w10="urn:schemas-microsoft-com:office:word" xmlns:w="http://schemas.openxmlformats.org/wordprocessingml/2006/main" xmlns:w14="http://schemas.microsoft.com/office/word/2010/wordml" xmlns:w15="http://schemas.microsoft.com/office/word/2012/wordml" xmlns:w16cex="http://schemas.microsoft.com/office/word/2018/wordml/cex" xmlns:w16cid="http://schemas.microsoft.com/office/word/2016/wordml/cid" xmlns:w16="http://schemas.microsoft.com/office/word/2018/wordml" xmlns:w16du="http://schemas.microsoft.com/office/word/2023/wordml/word16du" xmlns:w16sdtdh="http://schemas.microsoft.com/office/word/2020/wordml/sdtdatahash" xmlns:w16sdtfl="http://schemas.microsoft.com/office/word/2024/wordml/sdtformatlock" xmlns:w16se="http://schemas.microsoft.com/office/word/2015/wordml/symex" xmlns:wpg="http://schemas.microsoft.com/office/word/2010/wordprocessingGroup" xmlns:wpi="http://schemas.microsoft.com/office/word/2010/wordprocessingInk" xmlns:wne="http://schemas.microsoft.com/office/word/2006/wordml" xmlns:wps="http://schemas.microsoft.com/office/word/2010/wordprocessingShape" mc:Ignorable="w14 w15 w16se w16cid w16 w16cex w16sdtdh w16sdtfl w16du wp14">
-  <w15:commentEx w15:paraId="231BE629" w15:done="0"/>
-  <w15:commentEx w15:paraId="19440D1C" w15:done="0"/>
+  <w15:commentEx w15:paraId="5FA0AD9F" w15:done="0"/>
+  <w15:commentEx w15:paraId="402B920D" w15:done="0"/>
 </w15:commentsEx>
 </file>
 
 <file path=word/commentsExtensible.xml><?xml version="1.0" encoding="utf-8"?>
 <w16cex:commentsExtensible xmlns:wpc="http://schemas.microsoft.com/office/word/2010/wordprocessingCanvas" xmlns:cx="http://schemas.microsoft.com/office/drawing/2014/chartex" xmlns:cx1="http://schemas.microsoft.com/office/drawing/2015/9/8/chartex" xmlns:cx2="http://schemas.microsoft.com/office/drawing/2015/10/21/chartex" xmlns:cx3="http://schemas.microsoft.com/office/drawing/2016/5/9/chartex" xmlns:cx4="http://schemas.microsoft.com/office/drawing/2016/5/10/chartex" xmlns:cx5="http://schemas.microsoft.com/office/drawing/2016/5/11/chartex" xmlns:cx6="http://schemas.microsoft.com/office/drawing/2016/5/12/chartex" xmlns:cx7="http://schemas.microsoft.com/office/drawing/2016/5/13/chartex" xmlns:cx8="http://schemas.microsoft.com/office/drawing/2016/5/14/chartex" xmlns:cr="http://schemas.microsoft.com/office/comments/2020/reactions" xmlns:mc="http://schemas.openxmlformats.org/markup-compatibility/2006" xmlns:aink="http://schemas.microsoft.com/office/drawing/2016/ink" xmlns:am3d="http://schemas.microsoft.com/office/drawing/2017/model3d" xmlns:o="urn:schemas-microsoft-com:office:office" xmlns:oel="http://schemas.microsoft.com/office/2019/extlst" xmlns:r="http://schemas.openxmlformats.org/officeDocument/2006/relationships" xmlns:m="http://schemas.openxmlformats.org/officeDocument/2006/math" xmlns:v="urn:schemas-microsoft-com:vml" xmlns:wp14="http://schemas.microsoft.com/office/word/2010/wordprocessingDrawing" xmlns:wp="http://schemas.openxmlformats.org/drawingml/2006/wordprocessingDrawing" xmlns:w10="urn:schemas-microsoft-com:office:word" xmlns:w="http://schemas.openxmlformats.org/wordprocessingml/2006/main" xmlns:w14="http://schemas.microsoft.com/office/word/2010/wordml" xmlns:w15="http://schemas.microsoft.com/office/word/2012/wordml" xmlns:w16cex="http://schemas.microsoft.com/office/word/2018/wordml/cex" xmlns:w16cid="http://schemas.microsoft.com/office/word/2016/wordml/cid" xmlns:w16="http://schemas.microsoft.com/office/word/2018/wordml" xmlns:w16du="http://schemas.microsoft.com/office/word/2023/wordml/word16du" xmlns:w16sdtdh="http://schemas.microsoft.com/office/word/2020/wordml/sdtdatahash" xmlns:w16sdtfl="http://schemas.microsoft.com/office/word/2024/wordml/sdtformatlock" xmlns:w16se="http://schemas.microsoft.com/office/word/2015/wordml/symex" xmlns:wpg="http://schemas.microsoft.com/office/word/2010/wordprocessingGroup" xmlns:wpi="http://schemas.microsoft.com/office/word/2010/wordprocessingInk" xmlns:wne="http://schemas.microsoft.com/office/word/2006/wordml" xmlns:wps="http://schemas.microsoft.com/office/word/2010/wordprocessingShape" mc:Ignorable="w14 w15 w16se w16cid w16 w16cex w16sdtdh w16sdtfl cr w16du wp14">
-  <w16cex:commentExtensible w16cex:durableId="3A2A606D" w16cex:dateUtc="2026-10-11T14:20:00Z"/>
-  <w16cex:commentExtensible w16cex:durableId="28D2A1E5" w16cex:dateUtc="2026-10-11T14:20:00Z"/>
+  <w16cex:commentExtensible w16cex:durableId="203D42E1" w16cex:dateUtc="2026-10-11T17:22:00Z"/>
+  <w16cex:commentExtensible w16cex:durableId="0BB07835" w16cex:dateUtc="2026-10-11T17:22:00Z"/>
 </w16cex:commentsExtensible>
 </file>
 
 <file path=word/commentsIds.xml><?xml version="1.0" encoding="utf-8"?>
 <w16cid:commentsIds xmlns:wpc="http://schemas.microsoft.com/office/word/2010/wordprocessingCanvas" xmlns:cx="http://schemas.microsoft.com/office/drawing/2014/chartex" xmlns:cx1="http://schemas.microsoft.com/office/drawing/2015/9/8/chartex" xmlns:cx2="http://schemas.microsoft.com/office/drawing/2015/10/21/chartex" xmlns:cx3="http://schemas.microsoft.com/office/drawing/2016/5/9/chartex" xmlns:cx4="http://schemas.microsoft.com/office/drawing/2016/5/10/chartex" xmlns:cx5="http://schemas.microsoft.com/office/drawing/2016/5/11/chartex" xmlns:cx6="http://schemas.microsoft.com/office/drawing/2016/5/12/chartex" xmlns:cx7="http://schemas.microsoft.com/office/drawing/2016/5/13/chartex" xmlns:cx8="http://schemas.microsoft.com/office/drawing/2016/5/14/chartex" xmlns:mc="http://schemas.openxmlformats.org/markup-compatibility/2006" xmlns:aink="http://schemas.microsoft.com/office/drawing/2016/ink" xmlns:am3d="http://schemas.microsoft.com/office/drawing/2017/model3d" xmlns:o="urn:schemas-microsoft-com:office:office" xmlns:oel="http://schemas.microsoft.com/office/2019/extlst" xmlns:r="http://schemas.openxmlformats.org/officeDocument/2006/relationships" xmlns:m="http://schemas.openxmlformats.org/officeDocument/2006/math" xmlns:v="urn:schemas-microsoft-com:vml" xmlns:wp14="http://schemas.microsoft.com/office/word/2010/wordprocessingDrawing" xmlns:wp="http://schemas.openxmlformats.org/drawingml/2006/wordprocessingDrawing" xmlns:w10="urn:schemas-microsoft-com:office:word" xmlns:w="http://schemas.openxmlformats.org/wordprocessingml/2006/main" xmlns:w14="http://schemas.microsoft.com/office/word/2010/wordml" xmlns:w15="http://schemas.microsoft.com/office/word/2012/wordml" xmlns:w16cex="http://schemas.microsoft.com/office/word/2018/wordml/cex" xmlns:w16cid="http://schemas.microsoft.com/office/word/2016/wordml/cid" xmlns:w16="http://schemas.microsoft.com/office/word/2018/wordml" xmlns:w16du="http://schemas.microsoft.com/office/word/2023/wordml/word16du" xmlns:w16sdtdh="http://schemas.microsoft.com/office/word/2020/wordml/sdtdatahash" xmlns:w16sdtfl="http://schemas.microsoft.com/office/word/2024/wordml/sdtformatlock" xmlns:w16se="http://schemas.microsoft.com/office/word/2015/wordml/symex" xmlns:wpg="http://schemas.microsoft.com/office/word/2010/wordprocessingGroup" xmlns:wpi="http://schemas.microsoft.com/office/word/2010/wordprocessingInk" xmlns:wne="http://schemas.microsoft.com/office/word/2006/wordml" xmlns:wps="http://schemas.microsoft.com/office/word/2010/wordprocessingShape" mc:Ignorable="w14 w15 w16se w16cid w16 w16cex w16sdtdh w16sdtfl w16du wp14">
-  <w16cid:commentId w16cid:paraId="231BE629" w16cid:durableId="3A2A606D"/>
-  <w16cid:commentId w16cid:paraId="19440D1C" w16cid:durableId="28D2A1E5"/>
+  <w16cid:commentId w16cid:paraId="5FA0AD9F" w16cid:durableId="203D42E1"/>
+  <w16cid:commentId w16cid:paraId="402B920D" w16cid:durableId="0BB07835"/>
 </w16cid:commentsIds>
 </file>
 
@@ -535,7 +535,7 @@
     <w:link w:val="Heading1Char"/>
     <w:uiPriority w:val="9"/>
     <w:qFormat/>
-    <w:rsid w:val="00AE3405"/>
+    <w:rsid w:val="000C56FA"/>
     <w:pPr>
       <w:keepNext/>
       <w:keepLines/>
@@ -558,7 +558,7 @@
     <w:semiHidden/>
     <w:unhideWhenUsed/>
     <w:qFormat/>
-    <w:rsid w:val="00AE3405"/>
+    <w:rsid w:val="000C56FA"/>
     <w:pPr>
       <w:keepNext/>
       <w:keepLines/>
@@ -581,7 +581,7 @@
     <w:semiHidden/>
     <w:unhideWhenUsed/>
     <w:qFormat/>
-    <w:rsid w:val="00AE3405"/>
+    <w:rsid w:val="000C56FA"/>
     <w:pPr>
       <w:keepNext/>
       <w:keepLines/>
@@ -604,7 +604,7 @@
     <w:semiHidden/>
     <w:unhideWhenUsed/>
     <w:qFormat/>
-    <w:rsid w:val="00AE3405"/>
+    <w:rsid w:val="000C56FA"/>
     <w:pPr>
       <w:keepNext/>
       <w:keepLines/>
@@ -627,7 +627,7 @@
     <w:semiHidden/>
     <w:unhideWhenUsed/>
     <w:qFormat/>
-    <w:rsid w:val="00AE3405"/>
+    <w:rsid w:val="000C56FA"/>
     <w:pPr>
       <w:keepNext/>
       <w:keepLines/>
@@ -648,7 +648,7 @@
     <w:semiHidden/>
     <w:unhideWhenUsed/>
     <w:qFormat/>
-    <w:rsid w:val="00AE3405"/>
+    <w:rsid w:val="000C56FA"/>
     <w:pPr>
       <w:keepNext/>
       <w:keepLines/>
@@ -671,7 +671,7 @@
     <w:semiHidden/>
     <w:unhideWhenUsed/>
     <w:qFormat/>
-    <w:rsid w:val="00AE3405"/>
+    <w:rsid w:val="000C56FA"/>
     <w:pPr>
       <w:keepNext/>
       <w:keepLines/>
@@ -692,7 +692,7 @@
     <w:semiHidden/>
     <w:unhideWhenUsed/>
     <w:qFormat/>
-    <w:rsid w:val="00AE3405"/>
+    <w:rsid w:val="000C56FA"/>
     <w:pPr>
       <w:keepNext/>
       <w:keepLines/>
@@ -715,7 +715,7 @@
     <w:semiHidden/>
     <w:unhideWhenUsed/>
     <w:qFormat/>
-    <w:rsid w:val="00AE3405"/>
+    <w:rsid w:val="000C56FA"/>
     <w:pPr>
       <w:keepNext/>
       <w:keepLines/>
@@ -759,7 +759,7 @@
     <w:basedOn w:val="DefaultParagraphFont"/>
     <w:link w:val="Heading1"/>
     <w:uiPriority w:val="9"/>
-    <w:rsid w:val="00AE3405"/>
+    <w:rsid w:val="000C56FA"/>
     <w:rPr>
       <w:rFonts w:asciiTheme="majorHAnsi" w:eastAsiaTheme="majorEastAsia" w:hAnsiTheme="majorHAnsi" w:cstheme="majorBidi"/>
       <w:color w:val="2F5496" w:themeColor="accent1" w:themeShade="BF"/>
@@ -773,7 +773,7 @@
     <w:link w:val="Heading2"/>
     <w:uiPriority w:val="9"/>
     <w:semiHidden/>
-    <w:rsid w:val="00AE3405"/>
+    <w:rsid w:val="000C56FA"/>
     <w:rPr>
       <w:rFonts w:asciiTheme="majorHAnsi" w:eastAsiaTheme="majorEastAsia" w:hAnsiTheme="majorHAnsi" w:cstheme="majorBidi"/>
       <w:color w:val="2F5496" w:themeColor="accent1" w:themeShade="BF"/>
@@ -787,7 +787,7 @@
     <w:link w:val="Heading3"/>
     <w:uiPriority w:val="9"/>
     <w:semiHidden/>
-    <w:rsid w:val="00AE3405"/>
+    <w:rsid w:val="000C56FA"/>
     <w:rPr>
       <w:rFonts w:eastAsiaTheme="majorEastAsia" w:cstheme="majorBidi"/>
       <w:color w:val="2F5496" w:themeColor="accent1" w:themeShade="BF"/>
@@ -801,7 +801,7 @@
     <w:link w:val="Heading4"/>
     <w:uiPriority w:val="9"/>
     <w:semiHidden/>
-    <w:rsid w:val="00AE3405"/>
+    <w:rsid w:val="000C56FA"/>
     <w:rPr>
       <w:rFonts w:eastAsiaTheme="majorEastAsia" w:cstheme="majorBidi"/>
       <w:i/>
@@ -815,7 +815,7 @@
     <w:link w:val="Heading5"/>
     <w:uiPriority w:val="9"/>
     <w:semiHidden/>
-    <w:rsid w:val="00AE3405"/>
+    <w:rsid w:val="000C56FA"/>
     <w:rPr>
       <w:rFonts w:eastAsiaTheme="majorEastAsia" w:cstheme="majorBidi"/>
       <w:color w:val="2F5496" w:themeColor="accent1" w:themeShade="BF"/>
@@ -827,7 +827,7 @@
     <w:link w:val="Heading6"/>
     <w:uiPriority w:val="9"/>
     <w:semiHidden/>
-    <w:rsid w:val="00AE3405"/>
+    <w:rsid w:val="000C56FA"/>
     <w:rPr>
       <w:rFonts w:eastAsiaTheme="majorEastAsia" w:cstheme="majorBidi"/>
       <w:i/>
@@ -841,7 +841,7 @@
     <w:link w:val="Heading7"/>
     <w:uiPriority w:val="9"/>
     <w:semiHidden/>
-    <w:rsid w:val="00AE3405"/>
+    <w:rsid w:val="000C56FA"/>
     <w:rPr>
       <w:rFonts w:eastAsiaTheme="majorEastAsia" w:cstheme="majorBidi"/>
       <w:color w:val="595959" w:themeColor="text1" w:themeTint="A6"/>
@@ -853,7 +853,7 @@
     <w:link w:val="Heading8"/>
     <w:uiPriority w:val="9"/>
     <w:semiHidden/>
-    <w:rsid w:val="00AE3405"/>
+    <w:rsid w:val="000C56FA"/>
     <w:rPr>
       <w:rFonts w:eastAsiaTheme="majorEastAsia" w:cstheme="majorBidi"/>
       <w:i/>
@@ -867,7 +867,7 @@
     <w:link w:val="Heading9"/>
     <w:uiPriority w:val="9"/>
     <w:semiHidden/>
-    <w:rsid w:val="00AE3405"/>
+    <w:rsid w:val="000C56FA"/>
     <w:rPr>
       <w:rFonts w:eastAsiaTheme="majorEastAsia" w:cstheme="majorBidi"/>
       <w:color w:val="272727" w:themeColor="text1" w:themeTint="D8"/>
@@ -880,7 +880,7 @@
     <w:link w:val="TitleChar"/>
     <w:uiPriority w:val="10"/>
     <w:qFormat/>
-    <w:rsid w:val="00AE3405"/>
+    <w:rsid w:val="000C56FA"/>
     <w:pPr>
       <w:spacing w:after="80" w:line="240" w:lineRule="auto"/>
       <w:contextualSpacing/>
@@ -898,7 +898,7 @@
     <w:basedOn w:val="DefaultParagraphFont"/>
     <w:link w:val="Title"/>
     <w:uiPriority w:val="10"/>
-    <w:rsid w:val="00AE3405"/>
+    <w:rsid w:val="000C56FA"/>
     <w:rPr>
       <w:rFonts w:asciiTheme="majorHAnsi" w:eastAsiaTheme="majorEastAsia" w:hAnsiTheme="majorHAnsi" w:cstheme="majorBidi"/>
       <w:spacing w:val="-10"/>
@@ -914,7 +914,7 @@
     <w:link w:val="SubtitleChar"/>
     <w:uiPriority w:val="11"/>
     <w:qFormat/>
-    <w:rsid w:val="00AE3405"/>
+    <w:rsid w:val="000C56FA"/>
     <w:pPr>
       <w:numPr>
         <w:ilvl w:val="1"/>
@@ -933,7 +933,7 @@
     <w:basedOn w:val="DefaultParagraphFont"/>
     <w:link w:val="Subtitle"/>
     <w:uiPriority w:val="11"/>
-    <w:rsid w:val="00AE3405"/>
+    <w:rsid w:val="000C56FA"/>
     <w:rPr>
       <w:rFonts w:eastAsiaTheme="majorEastAsia" w:cstheme="majorBidi"/>
       <w:color w:val="595959" w:themeColor="text1" w:themeTint="A6"/>
@@ -949,7 +949,7 @@
     <w:link w:val="QuoteChar"/>
     <w:uiPriority w:val="29"/>
     <w:qFormat/>
-    <w:rsid w:val="00AE3405"/>
+    <w:rsid w:val="000C56FA"/>
     <w:pPr>
       <w:spacing w:before="160"/>
       <w:jc w:val="center"/>
@@ -965,7 +965,7 @@
     <w:basedOn w:val="DefaultParagraphFont"/>
     <w:link w:val="Quote"/>
     <w:uiPriority w:val="29"/>
-    <w:rsid w:val="00AE3405"/>
+    <w:rsid w:val="000C56FA"/>
     <w:rPr>
       <w:i/>
       <w:iCs/>
@@ -977,7 +977,7 @@
     <w:basedOn w:val="Normal"/>
     <w:uiPriority w:val="34"/>
     <w:qFormat/>
-    <w:rsid w:val="00AE3405"/>
+    <w:rsid w:val="000C56FA"/>
     <w:pPr>
       <w:ind w:left="720"/>
       <w:contextualSpacing/>
@@ -988,7 +988,7 @@
     <w:basedOn w:val="DefaultParagraphFont"/>
     <w:uiPriority w:val="21"/>
     <w:qFormat/>
-    <w:rsid w:val="00AE3405"/>
+    <w:rsid w:val="000C56FA"/>
     <w:rPr>
       <w:i/>
       <w:iCs/>
@@ -1002,7 +1002,7 @@
     <w:link w:val="IntenseQuoteChar"/>
     <w:uiPriority w:val="30"/>
     <w:qFormat/>
-    <w:rsid w:val="00AE3405"/>
+    <w:rsid w:val="000C56FA"/>
     <w:pPr>
       <w:pBdr>
         <w:top w:val="single" w:sz="4" w:space="10" w:color="2F5496" w:themeColor="accent1" w:themeShade="BF"/>
@@ -1023,7 +1023,7 @@
     <w:basedOn w:val="DefaultParagraphFont"/>
     <w:link w:val="IntenseQuote"/>
     <w:uiPriority w:val="30"/>
-    <w:rsid w:val="00AE3405"/>
+    <w:rsid w:val="000C56FA"/>
     <w:rPr>
       <w:i/>
       <w:iCs/>
@@ -1035,7 +1035,7 @@
     <w:basedOn w:val="DefaultParagraphFont"/>
     <w:uiPriority w:val="32"/>
     <w:qFormat/>
-    <w:rsid w:val="00AE3405"/>
+    <w:rsid w:val="000C56FA"/>
     <w:rPr>
       <w:b/>
       <w:bCs/>
@@ -1049,7 +1049,7 @@
     <w:hidden/>
     <w:uiPriority w:val="99"/>
     <w:semiHidden/>
-    <w:rsid w:val="00AE3405"/>
+    <w:rsid w:val="000C56FA"/>
     <w:pPr>
       <w:spacing w:after="0" w:line="240" w:lineRule="auto"/>
     </w:pPr>
@@ -1060,7 +1060,7 @@
     <w:uiPriority w:val="99"/>
     <w:semiHidden/>
     <w:unhideWhenUsed/>
-    <w:rsid w:val="00AE3405"/>
+    <w:rsid w:val="000C56FA"/>
     <w:rPr>
       <w:sz w:val="16"/>
       <w:szCs w:val="16"/>
@@ -1073,7 +1073,7 @@
     <w:uiPriority w:val="99"/>
     <w:semiHidden/>
     <w:unhideWhenUsed/>
-    <w:rsid w:val="00AE3405"/>
+    <w:rsid w:val="000C56FA"/>
     <w:pPr>
       <w:spacing w:line="240" w:lineRule="auto"/>
     </w:pPr>
@@ -1088,7 +1088,7 @@
     <w:link w:val="CommentText"/>
     <w:uiPriority w:val="99"/>
     <w:semiHidden/>
-    <w:rsid w:val="00AE3405"/>
+    <w:rsid w:val="000C56FA"/>
     <w:rPr>
       <w:sz w:val="20"/>
       <w:szCs w:val="20"/>
@@ -1102,7 +1102,7 @@
     <w:uiPriority w:val="99"/>
     <w:semiHidden/>
     <w:unhideWhenUsed/>
-    <w:rsid w:val="00AE3405"/>
+    <w:rsid w:val="000C56FA"/>
     <w:rPr>
       <w:b/>
       <w:bCs/>
@@ -1114,7 +1114,7 @@
     <w:link w:val="CommentSubject"/>
     <w:uiPriority w:val="99"/>
     <w:semiHidden/>
-    <w:rsid w:val="00AE3405"/>
+    <w:rsid w:val="000C56FA"/>
     <w:rPr>
       <w:b/>
       <w:bCs/>
